--- a/Code/Table1_Males.docx
+++ b/Code/Table1_Males.docx
@@ -81,7 +81,7 @@
                 <w:rFonts w:ascii="Calibri" w:hAnsi="Calibri"/>
                 <w:sz w:val="20"/>
               </w:rPr>
-              <w:t xml:space="preserve">TBLH BMD Z-score Quartile</w:t>
+              <w:t xml:space="preserve">Daily Screen Time Quartile</w:t>
             </w:r>
           </w:p>
         </w:tc>
@@ -3429,7 +3429,7 @@
                 <w:rFonts w:ascii="Calibri" w:hAnsi="Calibri"/>
                 <w:sz w:val="20"/>
               </w:rPr>
-              <w:t xml:space="default">Weighted percentages and unweighted sample counts shown. Abbreviations: NHANES, National Health and Nutrition Examination Survey; SE, Standard Error; PIR, Poverty Income Ratio; TBLH, Total Body Less Head; BMD, Bone Mineral Density.</w:t>
+              <w:t xml:space="default">Continuous variables are presented as weighted mean (SE) and categorical variables are presented as unweighted n (weighted %). Abbreviations: NHANES, National Health and Nutrition Examination Survey; SE, Standard Error; PIR, Poverty Income Ratio.</w:t>
             </w:r>
           </w:p>
         </w:tc>

--- a/Code/Table1_Males.docx
+++ b/Code/Table1_Males.docx
@@ -1647,7 +1647,7 @@
                 <w:rFonts w:ascii="Calibri" w:hAnsi="Calibri"/>
                 <w:sz w:val="20"/>
               </w:rPr>
-              <w:t xml:space="default">    Low Income (&lt; 130% PIR)</w:t>
+              <w:t xml:space="default">    Poverty (&lt; 100% PIR)</w:t>
             </w:r>
           </w:p>
         </w:tc>
@@ -1695,79 +1695,79 @@
                 <w:rFonts w:ascii="Calibri" w:hAnsi="Calibri"/>
                 <w:sz w:val="20"/>
               </w:rPr>
-              <w:t xml:space="default">159 (23%)</w:t>
-            </w:r>
-          </w:p>
-        </w:tc>
-        <w:tc>
-          <w:tcPr>
-            <w:tcBorders>
-              <w:top w:val="single" w:space="0" w:color="D3D3D3"/>
-              <w:bottom w:val="single" w:space="0" w:color="D3D3D3"/>
-              <w:start w:val="single" w:space="0" w:color="D3D3D3"/>
-              <w:end w:val="single" w:space="0" w:color="D3D3D3"/>
-            </w:tcBorders>
-          </w:tcPr>
-          <w:p>
-            <w:pPr>
-              <w:spacing w:before="0" w:after="60"/>
-              <w:keepNext/>
-              <w:jc w:val="center"/>
-            </w:pPr>
-            <w:r>
-              <w:rPr>
-                <w:rFonts w:ascii="Calibri" w:hAnsi="Calibri"/>
-                <w:sz w:val="20"/>
-              </w:rPr>
-              <w:t xml:space="default">221 (29%)</w:t>
-            </w:r>
-          </w:p>
-        </w:tc>
-        <w:tc>
-          <w:tcPr>
-            <w:tcBorders>
-              <w:top w:val="single" w:space="0" w:color="D3D3D3"/>
-              <w:bottom w:val="single" w:space="0" w:color="D3D3D3"/>
-              <w:start w:val="single" w:space="0" w:color="D3D3D3"/>
-              <w:end w:val="single" w:space="0" w:color="D3D3D3"/>
-            </w:tcBorders>
-          </w:tcPr>
-          <w:p>
-            <w:pPr>
-              <w:spacing w:before="0" w:after="60"/>
-              <w:keepNext/>
-              <w:jc w:val="center"/>
-            </w:pPr>
-            <w:r>
-              <w:rPr>
-                <w:rFonts w:ascii="Calibri" w:hAnsi="Calibri"/>
-                <w:sz w:val="20"/>
-              </w:rPr>
-              <w:t xml:space="default">263 (32%)</w:t>
-            </w:r>
-          </w:p>
-        </w:tc>
-        <w:tc>
-          <w:tcPr>
-            <w:tcBorders>
-              <w:top w:val="single" w:space="0" w:color="D3D3D3"/>
-              <w:bottom w:val="single" w:space="0" w:color="D3D3D3"/>
-              <w:start w:val="single" w:space="0" w:color="D3D3D3"/>
-              <w:end w:val="single" w:space="0" w:color="D3D3D3"/>
-            </w:tcBorders>
-          </w:tcPr>
-          <w:p>
-            <w:pPr>
-              <w:spacing w:before="0" w:after="60"/>
-              <w:keepNext/>
-              <w:jc w:val="center"/>
-            </w:pPr>
-            <w:r>
-              <w:rPr>
-                <w:rFonts w:ascii="Calibri" w:hAnsi="Calibri"/>
-                <w:sz w:val="20"/>
-              </w:rPr>
-              <w:t xml:space="default">195 (37%)</w:t>
+              <w:t xml:space="default">114 (16%)</w:t>
+            </w:r>
+          </w:p>
+        </w:tc>
+        <w:tc>
+          <w:tcPr>
+            <w:tcBorders>
+              <w:top w:val="single" w:space="0" w:color="D3D3D3"/>
+              <w:bottom w:val="single" w:space="0" w:color="D3D3D3"/>
+              <w:start w:val="single" w:space="0" w:color="D3D3D3"/>
+              <w:end w:val="single" w:space="0" w:color="D3D3D3"/>
+            </w:tcBorders>
+          </w:tcPr>
+          <w:p>
+            <w:pPr>
+              <w:spacing w:before="0" w:after="60"/>
+              <w:keepNext/>
+              <w:jc w:val="center"/>
+            </w:pPr>
+            <w:r>
+              <w:rPr>
+                <w:rFonts w:ascii="Calibri" w:hAnsi="Calibri"/>
+                <w:sz w:val="20"/>
+              </w:rPr>
+              <w:t xml:space="default">168 (21%)</w:t>
+            </w:r>
+          </w:p>
+        </w:tc>
+        <w:tc>
+          <w:tcPr>
+            <w:tcBorders>
+              <w:top w:val="single" w:space="0" w:color="D3D3D3"/>
+              <w:bottom w:val="single" w:space="0" w:color="D3D3D3"/>
+              <w:start w:val="single" w:space="0" w:color="D3D3D3"/>
+              <w:end w:val="single" w:space="0" w:color="D3D3D3"/>
+            </w:tcBorders>
+          </w:tcPr>
+          <w:p>
+            <w:pPr>
+              <w:spacing w:before="0" w:after="60"/>
+              <w:keepNext/>
+              <w:jc w:val="center"/>
+            </w:pPr>
+            <w:r>
+              <w:rPr>
+                <w:rFonts w:ascii="Calibri" w:hAnsi="Calibri"/>
+                <w:sz w:val="20"/>
+              </w:rPr>
+              <w:t xml:space="default">182 (21%)</w:t>
+            </w:r>
+          </w:p>
+        </w:tc>
+        <w:tc>
+          <w:tcPr>
+            <w:tcBorders>
+              <w:top w:val="single" w:space="0" w:color="D3D3D3"/>
+              <w:bottom w:val="single" w:space="0" w:color="D3D3D3"/>
+              <w:start w:val="single" w:space="0" w:color="D3D3D3"/>
+              <w:end w:val="single" w:space="0" w:color="D3D3D3"/>
+            </w:tcBorders>
+          </w:tcPr>
+          <w:p>
+            <w:pPr>
+              <w:spacing w:before="0" w:after="60"/>
+              <w:keepNext/>
+              <w:jc w:val="center"/>
+            </w:pPr>
+            <w:r>
+              <w:rPr>
+                <w:rFonts w:ascii="Calibri" w:hAnsi="Calibri"/>
+                <w:sz w:val="20"/>
+              </w:rPr>
+              <w:t xml:space="default">138 (24%)</w:t>
             </w:r>
           </w:p>
         </w:tc>
@@ -1796,7 +1796,7 @@
                 <w:rFonts w:ascii="Calibri" w:hAnsi="Calibri"/>
                 <w:sz w:val="20"/>
               </w:rPr>
-              <w:t xml:space="default">    Middle Income (130-350% PIR)</w:t>
+              <w:t xml:space="default">    Near Poverty (100-130% PIR)</w:t>
             </w:r>
           </w:p>
         </w:tc>
@@ -1844,79 +1844,79 @@
                 <w:rFonts w:ascii="Calibri" w:hAnsi="Calibri"/>
                 <w:sz w:val="20"/>
               </w:rPr>
-              <w:t xml:space="default">186 (44%)</w:t>
-            </w:r>
-          </w:p>
-        </w:tc>
-        <w:tc>
-          <w:tcPr>
-            <w:tcBorders>
-              <w:top w:val="single" w:space="0" w:color="D3D3D3"/>
-              <w:bottom w:val="single" w:space="0" w:color="D3D3D3"/>
-              <w:start w:val="single" w:space="0" w:color="D3D3D3"/>
-              <w:end w:val="single" w:space="0" w:color="D3D3D3"/>
-            </w:tcBorders>
-          </w:tcPr>
-          <w:p>
-            <w:pPr>
-              <w:spacing w:before="0" w:after="60"/>
-              <w:keepNext/>
-              <w:jc w:val="center"/>
-            </w:pPr>
-            <w:r>
-              <w:rPr>
-                <w:rFonts w:ascii="Calibri" w:hAnsi="Calibri"/>
-                <w:sz w:val="20"/>
-              </w:rPr>
-              <w:t xml:space="default">207 (36%)</w:t>
-            </w:r>
-          </w:p>
-        </w:tc>
-        <w:tc>
-          <w:tcPr>
-            <w:tcBorders>
-              <w:top w:val="single" w:space="0" w:color="D3D3D3"/>
-              <w:bottom w:val="single" w:space="0" w:color="D3D3D3"/>
-              <w:start w:val="single" w:space="0" w:color="D3D3D3"/>
-              <w:end w:val="single" w:space="0" w:color="D3D3D3"/>
-            </w:tcBorders>
-          </w:tcPr>
-          <w:p>
-            <w:pPr>
-              <w:spacing w:before="0" w:after="60"/>
-              <w:keepNext/>
-              <w:jc w:val="center"/>
-            </w:pPr>
-            <w:r>
-              <w:rPr>
-                <w:rFonts w:ascii="Calibri" w:hAnsi="Calibri"/>
-                <w:sz w:val="20"/>
-              </w:rPr>
-              <w:t xml:space="default">238 (41%)</w:t>
-            </w:r>
-          </w:p>
-        </w:tc>
-        <w:tc>
-          <w:tcPr>
-            <w:tcBorders>
-              <w:top w:val="single" w:space="0" w:color="D3D3D3"/>
-              <w:bottom w:val="single" w:space="0" w:color="D3D3D3"/>
-              <w:start w:val="single" w:space="0" w:color="D3D3D3"/>
-              <w:end w:val="single" w:space="0" w:color="D3D3D3"/>
-            </w:tcBorders>
-          </w:tcPr>
-          <w:p>
-            <w:pPr>
-              <w:spacing w:before="0" w:after="60"/>
-              <w:keepNext/>
-              <w:jc w:val="center"/>
-            </w:pPr>
-            <w:r>
-              <w:rPr>
-                <w:rFonts w:ascii="Calibri" w:hAnsi="Calibri"/>
-                <w:sz w:val="20"/>
-              </w:rPr>
-              <w:t xml:space="default">157 (44%)</w:t>
+              <w:t xml:space="default">46 (6.9%)</w:t>
+            </w:r>
+          </w:p>
+        </w:tc>
+        <w:tc>
+          <w:tcPr>
+            <w:tcBorders>
+              <w:top w:val="single" w:space="0" w:color="D3D3D3"/>
+              <w:bottom w:val="single" w:space="0" w:color="D3D3D3"/>
+              <w:start w:val="single" w:space="0" w:color="D3D3D3"/>
+              <w:end w:val="single" w:space="0" w:color="D3D3D3"/>
+            </w:tcBorders>
+          </w:tcPr>
+          <w:p>
+            <w:pPr>
+              <w:spacing w:before="0" w:after="60"/>
+              <w:keepNext/>
+              <w:jc w:val="center"/>
+            </w:pPr>
+            <w:r>
+              <w:rPr>
+                <w:rFonts w:ascii="Calibri" w:hAnsi="Calibri"/>
+                <w:sz w:val="20"/>
+              </w:rPr>
+              <w:t xml:space="default">56 (8.5%)</w:t>
+            </w:r>
+          </w:p>
+        </w:tc>
+        <w:tc>
+          <w:tcPr>
+            <w:tcBorders>
+              <w:top w:val="single" w:space="0" w:color="D3D3D3"/>
+              <w:bottom w:val="single" w:space="0" w:color="D3D3D3"/>
+              <w:start w:val="single" w:space="0" w:color="D3D3D3"/>
+              <w:end w:val="single" w:space="0" w:color="D3D3D3"/>
+            </w:tcBorders>
+          </w:tcPr>
+          <w:p>
+            <w:pPr>
+              <w:spacing w:before="0" w:after="60"/>
+              <w:keepNext/>
+              <w:jc w:val="center"/>
+            </w:pPr>
+            <w:r>
+              <w:rPr>
+                <w:rFonts w:ascii="Calibri" w:hAnsi="Calibri"/>
+                <w:sz w:val="20"/>
+              </w:rPr>
+              <w:t xml:space="default">82 (11%)</w:t>
+            </w:r>
+          </w:p>
+        </w:tc>
+        <w:tc>
+          <w:tcPr>
+            <w:tcBorders>
+              <w:top w:val="single" w:space="0" w:color="D3D3D3"/>
+              <w:bottom w:val="single" w:space="0" w:color="D3D3D3"/>
+              <w:start w:val="single" w:space="0" w:color="D3D3D3"/>
+              <w:end w:val="single" w:space="0" w:color="D3D3D3"/>
+            </w:tcBorders>
+          </w:tcPr>
+          <w:p>
+            <w:pPr>
+              <w:spacing w:before="0" w:after="60"/>
+              <w:keepNext/>
+              <w:jc w:val="center"/>
+            </w:pPr>
+            <w:r>
+              <w:rPr>
+                <w:rFonts w:ascii="Calibri" w:hAnsi="Calibri"/>
+                <w:sz w:val="20"/>
+              </w:rPr>
+              <w:t xml:space="default">57 (13%)</w:t>
             </w:r>
           </w:p>
         </w:tc>
@@ -1945,7 +1945,7 @@
                 <w:rFonts w:ascii="Calibri" w:hAnsi="Calibri"/>
                 <w:sz w:val="20"/>
               </w:rPr>
-              <w:t xml:space="default">    High Income (&gt; 350% PIR)</w:t>
+              <w:t xml:space="default">    Low-Middle Income (131-199% PIR)</w:t>
             </w:r>
           </w:p>
         </w:tc>
@@ -1993,79 +1993,79 @@
                 <w:rFonts w:ascii="Calibri" w:hAnsi="Calibri"/>
                 <w:sz w:val="20"/>
               </w:rPr>
-              <w:t xml:space="default">122 (34%)</w:t>
-            </w:r>
-          </w:p>
-        </w:tc>
-        <w:tc>
-          <w:tcPr>
-            <w:tcBorders>
-              <w:top w:val="single" w:space="0" w:color="D3D3D3"/>
-              <w:bottom w:val="single" w:space="0" w:color="D3D3D3"/>
-              <w:start w:val="single" w:space="0" w:color="D3D3D3"/>
-              <w:end w:val="single" w:space="0" w:color="D3D3D3"/>
-            </w:tcBorders>
-          </w:tcPr>
-          <w:p>
-            <w:pPr>
-              <w:spacing w:before="0" w:after="60"/>
-              <w:keepNext/>
-              <w:jc w:val="center"/>
-            </w:pPr>
-            <w:r>
-              <w:rPr>
-                <w:rFonts w:ascii="Calibri" w:hAnsi="Calibri"/>
-                <w:sz w:val="20"/>
-              </w:rPr>
-              <w:t xml:space="default">124 (34%)</w:t>
-            </w:r>
-          </w:p>
-        </w:tc>
-        <w:tc>
-          <w:tcPr>
-            <w:tcBorders>
-              <w:top w:val="single" w:space="0" w:color="D3D3D3"/>
-              <w:bottom w:val="single" w:space="0" w:color="D3D3D3"/>
-              <w:start w:val="single" w:space="0" w:color="D3D3D3"/>
-              <w:end w:val="single" w:space="0" w:color="D3D3D3"/>
-            </w:tcBorders>
-          </w:tcPr>
-          <w:p>
-            <w:pPr>
-              <w:spacing w:before="0" w:after="60"/>
-              <w:keepNext/>
-              <w:jc w:val="center"/>
-            </w:pPr>
-            <w:r>
-              <w:rPr>
-                <w:rFonts w:ascii="Calibri" w:hAnsi="Calibri"/>
-                <w:sz w:val="20"/>
-              </w:rPr>
-              <w:t xml:space="default">122 (27%)</w:t>
-            </w:r>
-          </w:p>
-        </w:tc>
-        <w:tc>
-          <w:tcPr>
-            <w:tcBorders>
-              <w:top w:val="single" w:space="0" w:color="D3D3D3"/>
-              <w:bottom w:val="single" w:space="0" w:color="D3D3D3"/>
-              <w:start w:val="single" w:space="0" w:color="D3D3D3"/>
-              <w:end w:val="single" w:space="0" w:color="D3D3D3"/>
-            </w:tcBorders>
-          </w:tcPr>
-          <w:p>
-            <w:pPr>
-              <w:spacing w:before="0" w:after="60"/>
-              <w:keepNext/>
-              <w:jc w:val="center"/>
-            </w:pPr>
-            <w:r>
-              <w:rPr>
-                <w:rFonts w:ascii="Calibri" w:hAnsi="Calibri"/>
-                <w:sz w:val="20"/>
-              </w:rPr>
-              <w:t xml:space="default">50 (19%)</w:t>
+              <w:t xml:space="default">81 (14%)</w:t>
+            </w:r>
+          </w:p>
+        </w:tc>
+        <w:tc>
+          <w:tcPr>
+            <w:tcBorders>
+              <w:top w:val="single" w:space="0" w:color="D3D3D3"/>
+              <w:bottom w:val="single" w:space="0" w:color="D3D3D3"/>
+              <w:start w:val="single" w:space="0" w:color="D3D3D3"/>
+              <w:end w:val="single" w:space="0" w:color="D3D3D3"/>
+            </w:tcBorders>
+          </w:tcPr>
+          <w:p>
+            <w:pPr>
+              <w:spacing w:before="0" w:after="60"/>
+              <w:keepNext/>
+              <w:jc w:val="center"/>
+            </w:pPr>
+            <w:r>
+              <w:rPr>
+                <w:rFonts w:ascii="Calibri" w:hAnsi="Calibri"/>
+                <w:sz w:val="20"/>
+              </w:rPr>
+              <w:t xml:space="default">103 (16%)</w:t>
+            </w:r>
+          </w:p>
+        </w:tc>
+        <w:tc>
+          <w:tcPr>
+            <w:tcBorders>
+              <w:top w:val="single" w:space="0" w:color="D3D3D3"/>
+              <w:bottom w:val="single" w:space="0" w:color="D3D3D3"/>
+              <w:start w:val="single" w:space="0" w:color="D3D3D3"/>
+              <w:end w:val="single" w:space="0" w:color="D3D3D3"/>
+            </w:tcBorders>
+          </w:tcPr>
+          <w:p>
+            <w:pPr>
+              <w:spacing w:before="0" w:after="60"/>
+              <w:keepNext/>
+              <w:jc w:val="center"/>
+            </w:pPr>
+            <w:r>
+              <w:rPr>
+                <w:rFonts w:ascii="Calibri" w:hAnsi="Calibri"/>
+                <w:sz w:val="20"/>
+              </w:rPr>
+              <w:t xml:space="default">107 (15%)</w:t>
+            </w:r>
+          </w:p>
+        </w:tc>
+        <w:tc>
+          <w:tcPr>
+            <w:tcBorders>
+              <w:top w:val="single" w:space="0" w:color="D3D3D3"/>
+              <w:bottom w:val="single" w:space="0" w:color="D3D3D3"/>
+              <w:start w:val="single" w:space="0" w:color="D3D3D3"/>
+              <w:end w:val="single" w:space="0" w:color="D3D3D3"/>
+            </w:tcBorders>
+          </w:tcPr>
+          <w:p>
+            <w:pPr>
+              <w:spacing w:before="0" w:after="60"/>
+              <w:keepNext/>
+              <w:jc w:val="center"/>
+            </w:pPr>
+            <w:r>
+              <w:rPr>
+                <w:rFonts w:ascii="Calibri" w:hAnsi="Calibri"/>
+                <w:sz w:val="20"/>
+              </w:rPr>
+              <w:t xml:space="default">71 (17%)</w:t>
             </w:r>
           </w:p>
         </w:tc>
@@ -2094,31 +2094,7 @@
                 <w:rFonts w:ascii="Calibri" w:hAnsi="Calibri"/>
                 <w:sz w:val="20"/>
               </w:rPr>
-              <w:t xml:space="default">Parent Education</w:t>
-            </w:r>
-          </w:p>
-        </w:tc>
-        <w:tc>
-          <w:tcPr>
-            <w:tcBorders>
-              <w:top w:val="single" w:space="0" w:color="D3D3D3"/>
-              <w:bottom w:val="single" w:space="0" w:color="D3D3D3"/>
-              <w:start w:val="single" w:space="0" w:color="D3D3D3"/>
-              <w:end w:val="single" w:space="0" w:color="D3D3D3"/>
-            </w:tcBorders>
-          </w:tcPr>
-          <w:p>
-            <w:pPr>
-              <w:spacing w:before="0" w:after="60"/>
-              <w:keepNext/>
-              <w:jc w:val="center"/>
-            </w:pPr>
-            <w:r>
-              <w:rPr>
-                <w:rFonts w:ascii="Calibri" w:hAnsi="Calibri"/>
-                <w:sz w:val="20"/>
-              </w:rPr>
-              <w:t xml:space="default">0 (0)</w:t>
+              <w:t xml:space="default">    High-Middle Income (200-350% PIR)</w:t>
             </w:r>
           </w:p>
         </w:tc>
@@ -2166,55 +2142,79 @@
                 <w:rFonts w:ascii="Calibri" w:hAnsi="Calibri"/>
                 <w:sz w:val="20"/>
               </w:rPr>
-              <w:t xml:space="default"/>
-            </w:r>
-          </w:p>
-        </w:tc>
-        <w:tc>
-          <w:tcPr>
-            <w:tcBorders>
-              <w:top w:val="single" w:space="0" w:color="D3D3D3"/>
-              <w:bottom w:val="single" w:space="0" w:color="D3D3D3"/>
-              <w:start w:val="single" w:space="0" w:color="D3D3D3"/>
-              <w:end w:val="single" w:space="0" w:color="D3D3D3"/>
-            </w:tcBorders>
-          </w:tcPr>
-          <w:p>
-            <w:pPr>
-              <w:spacing w:before="0" w:after="60"/>
-              <w:keepNext/>
-              <w:jc w:val="center"/>
-            </w:pPr>
-            <w:r>
-              <w:rPr>
-                <w:rFonts w:ascii="Calibri" w:hAnsi="Calibri"/>
-                <w:sz w:val="20"/>
-              </w:rPr>
-              <w:t xml:space="default"/>
-            </w:r>
-          </w:p>
-        </w:tc>
-        <w:tc>
-          <w:tcPr>
-            <w:tcBorders>
-              <w:top w:val="single" w:space="0" w:color="D3D3D3"/>
-              <w:bottom w:val="single" w:space="0" w:color="D3D3D3"/>
-              <w:start w:val="single" w:space="0" w:color="D3D3D3"/>
-              <w:end w:val="single" w:space="0" w:color="D3D3D3"/>
-            </w:tcBorders>
-          </w:tcPr>
-          <w:p>
-            <w:pPr>
-              <w:spacing w:before="0" w:after="60"/>
-              <w:keepNext/>
-              <w:jc w:val="center"/>
-            </w:pPr>
-            <w:r>
-              <w:rPr>
-                <w:rFonts w:ascii="Calibri" w:hAnsi="Calibri"/>
-                <w:sz w:val="20"/>
-              </w:rPr>
-              <w:t xml:space="default"/>
+              <w:t xml:space="default">104 (29%)</w:t>
+            </w:r>
+          </w:p>
+        </w:tc>
+        <w:tc>
+          <w:tcPr>
+            <w:tcBorders>
+              <w:top w:val="single" w:space="0" w:color="D3D3D3"/>
+              <w:bottom w:val="single" w:space="0" w:color="D3D3D3"/>
+              <w:start w:val="single" w:space="0" w:color="D3D3D3"/>
+              <w:end w:val="single" w:space="0" w:color="D3D3D3"/>
+            </w:tcBorders>
+          </w:tcPr>
+          <w:p>
+            <w:pPr>
+              <w:spacing w:before="0" w:after="60"/>
+              <w:keepNext/>
+              <w:jc w:val="center"/>
+            </w:pPr>
+            <w:r>
+              <w:rPr>
+                <w:rFonts w:ascii="Calibri" w:hAnsi="Calibri"/>
+                <w:sz w:val="20"/>
+              </w:rPr>
+              <w:t xml:space="default">101 (20%)</w:t>
+            </w:r>
+          </w:p>
+        </w:tc>
+        <w:tc>
+          <w:tcPr>
+            <w:tcBorders>
+              <w:top w:val="single" w:space="0" w:color="D3D3D3"/>
+              <w:bottom w:val="single" w:space="0" w:color="D3D3D3"/>
+              <w:start w:val="single" w:space="0" w:color="D3D3D3"/>
+              <w:end w:val="single" w:space="0" w:color="D3D3D3"/>
+            </w:tcBorders>
+          </w:tcPr>
+          <w:p>
+            <w:pPr>
+              <w:spacing w:before="0" w:after="60"/>
+              <w:keepNext/>
+              <w:jc w:val="center"/>
+            </w:pPr>
+            <w:r>
+              <w:rPr>
+                <w:rFonts w:ascii="Calibri" w:hAnsi="Calibri"/>
+                <w:sz w:val="20"/>
+              </w:rPr>
+              <w:t xml:space="default">130 (26%)</w:t>
+            </w:r>
+          </w:p>
+        </w:tc>
+        <w:tc>
+          <w:tcPr>
+            <w:tcBorders>
+              <w:top w:val="single" w:space="0" w:color="D3D3D3"/>
+              <w:bottom w:val="single" w:space="0" w:color="D3D3D3"/>
+              <w:start w:val="single" w:space="0" w:color="D3D3D3"/>
+              <w:end w:val="single" w:space="0" w:color="D3D3D3"/>
+            </w:tcBorders>
+          </w:tcPr>
+          <w:p>
+            <w:pPr>
+              <w:spacing w:before="0" w:after="60"/>
+              <w:keepNext/>
+              <w:jc w:val="center"/>
+            </w:pPr>
+            <w:r>
+              <w:rPr>
+                <w:rFonts w:ascii="Calibri" w:hAnsi="Calibri"/>
+                <w:sz w:val="20"/>
+              </w:rPr>
+              <w:t xml:space="default">86 (27%)</w:t>
             </w:r>
           </w:p>
         </w:tc>
@@ -2243,7 +2243,7 @@
                 <w:rFonts w:ascii="Calibri" w:hAnsi="Calibri"/>
                 <w:sz w:val="20"/>
               </w:rPr>
-              <w:t xml:space="default">    Less than High School</w:t>
+              <w:t xml:space="default">    High Income (&gt; 350% PIR)</w:t>
             </w:r>
           </w:p>
         </w:tc>
@@ -2291,79 +2291,79 @@
                 <w:rFonts w:ascii="Calibri" w:hAnsi="Calibri"/>
                 <w:sz w:val="20"/>
               </w:rPr>
-              <w:t xml:space="default">80 (12%)</w:t>
-            </w:r>
-          </w:p>
-        </w:tc>
-        <w:tc>
-          <w:tcPr>
-            <w:tcBorders>
-              <w:top w:val="single" w:space="0" w:color="D3D3D3"/>
-              <w:bottom w:val="single" w:space="0" w:color="D3D3D3"/>
-              <w:start w:val="single" w:space="0" w:color="D3D3D3"/>
-              <w:end w:val="single" w:space="0" w:color="D3D3D3"/>
-            </w:tcBorders>
-          </w:tcPr>
-          <w:p>
-            <w:pPr>
-              <w:spacing w:before="0" w:after="60"/>
-              <w:keepNext/>
-              <w:jc w:val="center"/>
-            </w:pPr>
-            <w:r>
-              <w:rPr>
-                <w:rFonts w:ascii="Calibri" w:hAnsi="Calibri"/>
-                <w:sz w:val="20"/>
-              </w:rPr>
-              <w:t xml:space="default">92 (11%)</w:t>
-            </w:r>
-          </w:p>
-        </w:tc>
-        <w:tc>
-          <w:tcPr>
-            <w:tcBorders>
-              <w:top w:val="single" w:space="0" w:color="D3D3D3"/>
-              <w:bottom w:val="single" w:space="0" w:color="D3D3D3"/>
-              <w:start w:val="single" w:space="0" w:color="D3D3D3"/>
-              <w:end w:val="single" w:space="0" w:color="D3D3D3"/>
-            </w:tcBorders>
-          </w:tcPr>
-          <w:p>
-            <w:pPr>
-              <w:spacing w:before="0" w:after="60"/>
-              <w:keepNext/>
-              <w:jc w:val="center"/>
-            </w:pPr>
-            <w:r>
-              <w:rPr>
-                <w:rFonts w:ascii="Calibri" w:hAnsi="Calibri"/>
-                <w:sz w:val="20"/>
-              </w:rPr>
-              <w:t xml:space="default">130 (16%)</w:t>
-            </w:r>
-          </w:p>
-        </w:tc>
-        <w:tc>
-          <w:tcPr>
-            <w:tcBorders>
-              <w:top w:val="single" w:space="0" w:color="D3D3D3"/>
-              <w:bottom w:val="single" w:space="0" w:color="D3D3D3"/>
-              <w:start w:val="single" w:space="0" w:color="D3D3D3"/>
-              <w:end w:val="single" w:space="0" w:color="D3D3D3"/>
-            </w:tcBorders>
-          </w:tcPr>
-          <w:p>
-            <w:pPr>
-              <w:spacing w:before="0" w:after="60"/>
-              <w:keepNext/>
-              <w:jc w:val="center"/>
-            </w:pPr>
-            <w:r>
-              <w:rPr>
-                <w:rFonts w:ascii="Calibri" w:hAnsi="Calibri"/>
-                <w:sz w:val="20"/>
-              </w:rPr>
-              <w:t xml:space="default">120 (26%)</w:t>
+              <w:t xml:space="default">122 (34%)</w:t>
+            </w:r>
+          </w:p>
+        </w:tc>
+        <w:tc>
+          <w:tcPr>
+            <w:tcBorders>
+              <w:top w:val="single" w:space="0" w:color="D3D3D3"/>
+              <w:bottom w:val="single" w:space="0" w:color="D3D3D3"/>
+              <w:start w:val="single" w:space="0" w:color="D3D3D3"/>
+              <w:end w:val="single" w:space="0" w:color="D3D3D3"/>
+            </w:tcBorders>
+          </w:tcPr>
+          <w:p>
+            <w:pPr>
+              <w:spacing w:before="0" w:after="60"/>
+              <w:keepNext/>
+              <w:jc w:val="center"/>
+            </w:pPr>
+            <w:r>
+              <w:rPr>
+                <w:rFonts w:ascii="Calibri" w:hAnsi="Calibri"/>
+                <w:sz w:val="20"/>
+              </w:rPr>
+              <w:t xml:space="default">124 (34%)</w:t>
+            </w:r>
+          </w:p>
+        </w:tc>
+        <w:tc>
+          <w:tcPr>
+            <w:tcBorders>
+              <w:top w:val="single" w:space="0" w:color="D3D3D3"/>
+              <w:bottom w:val="single" w:space="0" w:color="D3D3D3"/>
+              <w:start w:val="single" w:space="0" w:color="D3D3D3"/>
+              <w:end w:val="single" w:space="0" w:color="D3D3D3"/>
+            </w:tcBorders>
+          </w:tcPr>
+          <w:p>
+            <w:pPr>
+              <w:spacing w:before="0" w:after="60"/>
+              <w:keepNext/>
+              <w:jc w:val="center"/>
+            </w:pPr>
+            <w:r>
+              <w:rPr>
+                <w:rFonts w:ascii="Calibri" w:hAnsi="Calibri"/>
+                <w:sz w:val="20"/>
+              </w:rPr>
+              <w:t xml:space="default">122 (27%)</w:t>
+            </w:r>
+          </w:p>
+        </w:tc>
+        <w:tc>
+          <w:tcPr>
+            <w:tcBorders>
+              <w:top w:val="single" w:space="0" w:color="D3D3D3"/>
+              <w:bottom w:val="single" w:space="0" w:color="D3D3D3"/>
+              <w:start w:val="single" w:space="0" w:color="D3D3D3"/>
+              <w:end w:val="single" w:space="0" w:color="D3D3D3"/>
+            </w:tcBorders>
+          </w:tcPr>
+          <w:p>
+            <w:pPr>
+              <w:spacing w:before="0" w:after="60"/>
+              <w:keepNext/>
+              <w:jc w:val="center"/>
+            </w:pPr>
+            <w:r>
+              <w:rPr>
+                <w:rFonts w:ascii="Calibri" w:hAnsi="Calibri"/>
+                <w:sz w:val="20"/>
+              </w:rPr>
+              <w:t xml:space="default">50 (19%)</w:t>
             </w:r>
           </w:p>
         </w:tc>
@@ -2392,7 +2392,31 @@
                 <w:rFonts w:ascii="Calibri" w:hAnsi="Calibri"/>
                 <w:sz w:val="20"/>
               </w:rPr>
-              <w:t xml:space="default">    High School / Some College</w:t>
+              <w:t xml:space="default">Parent Education</w:t>
+            </w:r>
+          </w:p>
+        </w:tc>
+        <w:tc>
+          <w:tcPr>
+            <w:tcBorders>
+              <w:top w:val="single" w:space="0" w:color="D3D3D3"/>
+              <w:bottom w:val="single" w:space="0" w:color="D3D3D3"/>
+              <w:start w:val="single" w:space="0" w:color="D3D3D3"/>
+              <w:end w:val="single" w:space="0" w:color="D3D3D3"/>
+            </w:tcBorders>
+          </w:tcPr>
+          <w:p>
+            <w:pPr>
+              <w:spacing w:before="0" w:after="60"/>
+              <w:keepNext/>
+              <w:jc w:val="center"/>
+            </w:pPr>
+            <w:r>
+              <w:rPr>
+                <w:rFonts w:ascii="Calibri" w:hAnsi="Calibri"/>
+                <w:sz w:val="20"/>
+              </w:rPr>
+              <w:t xml:space="default">0 (0)</w:t>
             </w:r>
           </w:p>
         </w:tc>
@@ -2440,79 +2464,55 @@
                 <w:rFonts w:ascii="Calibri" w:hAnsi="Calibri"/>
                 <w:sz w:val="20"/>
               </w:rPr>
-              <w:t xml:space="default">261 (55%)</w:t>
-            </w:r>
-          </w:p>
-        </w:tc>
-        <w:tc>
-          <w:tcPr>
-            <w:tcBorders>
-              <w:top w:val="single" w:space="0" w:color="D3D3D3"/>
-              <w:bottom w:val="single" w:space="0" w:color="D3D3D3"/>
-              <w:start w:val="single" w:space="0" w:color="D3D3D3"/>
-              <w:end w:val="single" w:space="0" w:color="D3D3D3"/>
-            </w:tcBorders>
-          </w:tcPr>
-          <w:p>
-            <w:pPr>
-              <w:spacing w:before="0" w:after="60"/>
-              <w:keepNext/>
-              <w:jc w:val="center"/>
-            </w:pPr>
-            <w:r>
-              <w:rPr>
-                <w:rFonts w:ascii="Calibri" w:hAnsi="Calibri"/>
-                <w:sz w:val="20"/>
-              </w:rPr>
-              <w:t xml:space="default">342 (59%)</w:t>
-            </w:r>
-          </w:p>
-        </w:tc>
-        <w:tc>
-          <w:tcPr>
-            <w:tcBorders>
-              <w:top w:val="single" w:space="0" w:color="D3D3D3"/>
-              <w:bottom w:val="single" w:space="0" w:color="D3D3D3"/>
-              <w:start w:val="single" w:space="0" w:color="D3D3D3"/>
-              <w:end w:val="single" w:space="0" w:color="D3D3D3"/>
-            </w:tcBorders>
-          </w:tcPr>
-          <w:p>
-            <w:pPr>
-              <w:spacing w:before="0" w:after="60"/>
-              <w:keepNext/>
-              <w:jc w:val="center"/>
-            </w:pPr>
-            <w:r>
-              <w:rPr>
-                <w:rFonts w:ascii="Calibri" w:hAnsi="Calibri"/>
-                <w:sz w:val="20"/>
-              </w:rPr>
-              <w:t xml:space="default">359 (59%)</w:t>
-            </w:r>
-          </w:p>
-        </w:tc>
-        <w:tc>
-          <w:tcPr>
-            <w:tcBorders>
-              <w:top w:val="single" w:space="0" w:color="D3D3D3"/>
-              <w:bottom w:val="single" w:space="0" w:color="D3D3D3"/>
-              <w:start w:val="single" w:space="0" w:color="D3D3D3"/>
-              <w:end w:val="single" w:space="0" w:color="D3D3D3"/>
-            </w:tcBorders>
-          </w:tcPr>
-          <w:p>
-            <w:pPr>
-              <w:spacing w:before="0" w:after="60"/>
-              <w:keepNext/>
-              <w:jc w:val="center"/>
-            </w:pPr>
-            <w:r>
-              <w:rPr>
-                <w:rFonts w:ascii="Calibri" w:hAnsi="Calibri"/>
-                <w:sz w:val="20"/>
-              </w:rPr>
-              <w:t xml:space="default">220 (55%)</w:t>
+              <w:t xml:space="default"/>
+            </w:r>
+          </w:p>
+        </w:tc>
+        <w:tc>
+          <w:tcPr>
+            <w:tcBorders>
+              <w:top w:val="single" w:space="0" w:color="D3D3D3"/>
+              <w:bottom w:val="single" w:space="0" w:color="D3D3D3"/>
+              <w:start w:val="single" w:space="0" w:color="D3D3D3"/>
+              <w:end w:val="single" w:space="0" w:color="D3D3D3"/>
+            </w:tcBorders>
+          </w:tcPr>
+          <w:p>
+            <w:pPr>
+              <w:spacing w:before="0" w:after="60"/>
+              <w:keepNext/>
+              <w:jc w:val="center"/>
+            </w:pPr>
+            <w:r>
+              <w:rPr>
+                <w:rFonts w:ascii="Calibri" w:hAnsi="Calibri"/>
+                <w:sz w:val="20"/>
+              </w:rPr>
+              <w:t xml:space="default"/>
+            </w:r>
+          </w:p>
+        </w:tc>
+        <w:tc>
+          <w:tcPr>
+            <w:tcBorders>
+              <w:top w:val="single" w:space="0" w:color="D3D3D3"/>
+              <w:bottom w:val="single" w:space="0" w:color="D3D3D3"/>
+              <w:start w:val="single" w:space="0" w:color="D3D3D3"/>
+              <w:end w:val="single" w:space="0" w:color="D3D3D3"/>
+            </w:tcBorders>
+          </w:tcPr>
+          <w:p>
+            <w:pPr>
+              <w:spacing w:before="0" w:after="60"/>
+              <w:keepNext/>
+              <w:jc w:val="center"/>
+            </w:pPr>
+            <w:r>
+              <w:rPr>
+                <w:rFonts w:ascii="Calibri" w:hAnsi="Calibri"/>
+                <w:sz w:val="20"/>
+              </w:rPr>
+              <w:t xml:space="default"/>
             </w:r>
           </w:p>
         </w:tc>
@@ -2541,7 +2541,7 @@
                 <w:rFonts w:ascii="Calibri" w:hAnsi="Calibri"/>
                 <w:sz w:val="20"/>
               </w:rPr>
-              <w:t xml:space="default">    College Grad or Above</w:t>
+              <w:t xml:space="default">    Less than High School</w:t>
             </w:r>
           </w:p>
         </w:tc>
@@ -2589,79 +2589,79 @@
                 <w:rFonts w:ascii="Calibri" w:hAnsi="Calibri"/>
                 <w:sz w:val="20"/>
               </w:rPr>
-              <w:t xml:space="default">126 (33%)</w:t>
-            </w:r>
-          </w:p>
-        </w:tc>
-        <w:tc>
-          <w:tcPr>
-            <w:tcBorders>
-              <w:top w:val="single" w:space="0" w:color="D3D3D3"/>
-              <w:bottom w:val="single" w:space="0" w:color="D3D3D3"/>
-              <w:start w:val="single" w:space="0" w:color="D3D3D3"/>
-              <w:end w:val="single" w:space="0" w:color="D3D3D3"/>
-            </w:tcBorders>
-          </w:tcPr>
-          <w:p>
-            <w:pPr>
-              <w:spacing w:before="0" w:after="60"/>
-              <w:keepNext/>
-              <w:jc w:val="center"/>
-            </w:pPr>
-            <w:r>
-              <w:rPr>
-                <w:rFonts w:ascii="Calibri" w:hAnsi="Calibri"/>
-                <w:sz w:val="20"/>
-              </w:rPr>
-              <w:t xml:space="default">118 (30%)</w:t>
-            </w:r>
-          </w:p>
-        </w:tc>
-        <w:tc>
-          <w:tcPr>
-            <w:tcBorders>
-              <w:top w:val="single" w:space="0" w:color="D3D3D3"/>
-              <w:bottom w:val="single" w:space="0" w:color="D3D3D3"/>
-              <w:start w:val="single" w:space="0" w:color="D3D3D3"/>
-              <w:end w:val="single" w:space="0" w:color="D3D3D3"/>
-            </w:tcBorders>
-          </w:tcPr>
-          <w:p>
-            <w:pPr>
-              <w:spacing w:before="0" w:after="60"/>
-              <w:keepNext/>
-              <w:jc w:val="center"/>
-            </w:pPr>
-            <w:r>
-              <w:rPr>
-                <w:rFonts w:ascii="Calibri" w:hAnsi="Calibri"/>
-                <w:sz w:val="20"/>
-              </w:rPr>
-              <w:t xml:space="default">134 (25%)</w:t>
-            </w:r>
-          </w:p>
-        </w:tc>
-        <w:tc>
-          <w:tcPr>
-            <w:tcBorders>
-              <w:top w:val="single" w:space="0" w:color="D3D3D3"/>
-              <w:bottom w:val="single" w:space="0" w:color="D3D3D3"/>
-              <w:start w:val="single" w:space="0" w:color="D3D3D3"/>
-              <w:end w:val="single" w:space="0" w:color="D3D3D3"/>
-            </w:tcBorders>
-          </w:tcPr>
-          <w:p>
-            <w:pPr>
-              <w:spacing w:before="0" w:after="60"/>
-              <w:keepNext/>
-              <w:jc w:val="center"/>
-            </w:pPr>
-            <w:r>
-              <w:rPr>
-                <w:rFonts w:ascii="Calibri" w:hAnsi="Calibri"/>
-                <w:sz w:val="20"/>
-              </w:rPr>
-              <w:t xml:space="default">62 (20%)</w:t>
+              <w:t xml:space="default">80 (12%)</w:t>
+            </w:r>
+          </w:p>
+        </w:tc>
+        <w:tc>
+          <w:tcPr>
+            <w:tcBorders>
+              <w:top w:val="single" w:space="0" w:color="D3D3D3"/>
+              <w:bottom w:val="single" w:space="0" w:color="D3D3D3"/>
+              <w:start w:val="single" w:space="0" w:color="D3D3D3"/>
+              <w:end w:val="single" w:space="0" w:color="D3D3D3"/>
+            </w:tcBorders>
+          </w:tcPr>
+          <w:p>
+            <w:pPr>
+              <w:spacing w:before="0" w:after="60"/>
+              <w:keepNext/>
+              <w:jc w:val="center"/>
+            </w:pPr>
+            <w:r>
+              <w:rPr>
+                <w:rFonts w:ascii="Calibri" w:hAnsi="Calibri"/>
+                <w:sz w:val="20"/>
+              </w:rPr>
+              <w:t xml:space="default">92 (11%)</w:t>
+            </w:r>
+          </w:p>
+        </w:tc>
+        <w:tc>
+          <w:tcPr>
+            <w:tcBorders>
+              <w:top w:val="single" w:space="0" w:color="D3D3D3"/>
+              <w:bottom w:val="single" w:space="0" w:color="D3D3D3"/>
+              <w:start w:val="single" w:space="0" w:color="D3D3D3"/>
+              <w:end w:val="single" w:space="0" w:color="D3D3D3"/>
+            </w:tcBorders>
+          </w:tcPr>
+          <w:p>
+            <w:pPr>
+              <w:spacing w:before="0" w:after="60"/>
+              <w:keepNext/>
+              <w:jc w:val="center"/>
+            </w:pPr>
+            <w:r>
+              <w:rPr>
+                <w:rFonts w:ascii="Calibri" w:hAnsi="Calibri"/>
+                <w:sz w:val="20"/>
+              </w:rPr>
+              <w:t xml:space="default">130 (16%)</w:t>
+            </w:r>
+          </w:p>
+        </w:tc>
+        <w:tc>
+          <w:tcPr>
+            <w:tcBorders>
+              <w:top w:val="single" w:space="0" w:color="D3D3D3"/>
+              <w:bottom w:val="single" w:space="0" w:color="D3D3D3"/>
+              <w:start w:val="single" w:space="0" w:color="D3D3D3"/>
+              <w:end w:val="single" w:space="0" w:color="D3D3D3"/>
+            </w:tcBorders>
+          </w:tcPr>
+          <w:p>
+            <w:pPr>
+              <w:spacing w:before="0" w:after="60"/>
+              <w:keepNext/>
+              <w:jc w:val="center"/>
+            </w:pPr>
+            <w:r>
+              <w:rPr>
+                <w:rFonts w:ascii="Calibri" w:hAnsi="Calibri"/>
+                <w:sz w:val="20"/>
+              </w:rPr>
+              <w:t xml:space="default">120 (26%)</w:t>
             </w:r>
           </w:p>
         </w:tc>
@@ -2690,31 +2690,7 @@
                 <w:rFonts w:ascii="Calibri" w:hAnsi="Calibri"/>
                 <w:sz w:val="20"/>
               </w:rPr>
-              <w:t xml:space="default">Food Security Status</w:t>
-            </w:r>
-          </w:p>
-        </w:tc>
-        <w:tc>
-          <w:tcPr>
-            <w:tcBorders>
-              <w:top w:val="single" w:space="0" w:color="D3D3D3"/>
-              <w:bottom w:val="single" w:space="0" w:color="D3D3D3"/>
-              <w:start w:val="single" w:space="0" w:color="D3D3D3"/>
-              <w:end w:val="single" w:space="0" w:color="D3D3D3"/>
-            </w:tcBorders>
-          </w:tcPr>
-          <w:p>
-            <w:pPr>
-              <w:spacing w:before="0" w:after="60"/>
-              <w:keepNext/>
-              <w:jc w:val="center"/>
-            </w:pPr>
-            <w:r>
-              <w:rPr>
-                <w:rFonts w:ascii="Calibri" w:hAnsi="Calibri"/>
-                <w:sz w:val="20"/>
-              </w:rPr>
-              <w:t xml:space="default">0 (0)</w:t>
+              <w:t xml:space="default">    High School / Some College</w:t>
             </w:r>
           </w:p>
         </w:tc>
@@ -2762,55 +2738,79 @@
                 <w:rFonts w:ascii="Calibri" w:hAnsi="Calibri"/>
                 <w:sz w:val="20"/>
               </w:rPr>
-              <w:t xml:space="default"/>
-            </w:r>
-          </w:p>
-        </w:tc>
-        <w:tc>
-          <w:tcPr>
-            <w:tcBorders>
-              <w:top w:val="single" w:space="0" w:color="D3D3D3"/>
-              <w:bottom w:val="single" w:space="0" w:color="D3D3D3"/>
-              <w:start w:val="single" w:space="0" w:color="D3D3D3"/>
-              <w:end w:val="single" w:space="0" w:color="D3D3D3"/>
-            </w:tcBorders>
-          </w:tcPr>
-          <w:p>
-            <w:pPr>
-              <w:spacing w:before="0" w:after="60"/>
-              <w:keepNext/>
-              <w:jc w:val="center"/>
-            </w:pPr>
-            <w:r>
-              <w:rPr>
-                <w:rFonts w:ascii="Calibri" w:hAnsi="Calibri"/>
-                <w:sz w:val="20"/>
-              </w:rPr>
-              <w:t xml:space="default"/>
-            </w:r>
-          </w:p>
-        </w:tc>
-        <w:tc>
-          <w:tcPr>
-            <w:tcBorders>
-              <w:top w:val="single" w:space="0" w:color="D3D3D3"/>
-              <w:bottom w:val="single" w:space="0" w:color="D3D3D3"/>
-              <w:start w:val="single" w:space="0" w:color="D3D3D3"/>
-              <w:end w:val="single" w:space="0" w:color="D3D3D3"/>
-            </w:tcBorders>
-          </w:tcPr>
-          <w:p>
-            <w:pPr>
-              <w:spacing w:before="0" w:after="60"/>
-              <w:keepNext/>
-              <w:jc w:val="center"/>
-            </w:pPr>
-            <w:r>
-              <w:rPr>
-                <w:rFonts w:ascii="Calibri" w:hAnsi="Calibri"/>
-                <w:sz w:val="20"/>
-              </w:rPr>
-              <w:t xml:space="default"/>
+              <w:t xml:space="default">261 (55%)</w:t>
+            </w:r>
+          </w:p>
+        </w:tc>
+        <w:tc>
+          <w:tcPr>
+            <w:tcBorders>
+              <w:top w:val="single" w:space="0" w:color="D3D3D3"/>
+              <w:bottom w:val="single" w:space="0" w:color="D3D3D3"/>
+              <w:start w:val="single" w:space="0" w:color="D3D3D3"/>
+              <w:end w:val="single" w:space="0" w:color="D3D3D3"/>
+            </w:tcBorders>
+          </w:tcPr>
+          <w:p>
+            <w:pPr>
+              <w:spacing w:before="0" w:after="60"/>
+              <w:keepNext/>
+              <w:jc w:val="center"/>
+            </w:pPr>
+            <w:r>
+              <w:rPr>
+                <w:rFonts w:ascii="Calibri" w:hAnsi="Calibri"/>
+                <w:sz w:val="20"/>
+              </w:rPr>
+              <w:t xml:space="default">342 (59%)</w:t>
+            </w:r>
+          </w:p>
+        </w:tc>
+        <w:tc>
+          <w:tcPr>
+            <w:tcBorders>
+              <w:top w:val="single" w:space="0" w:color="D3D3D3"/>
+              <w:bottom w:val="single" w:space="0" w:color="D3D3D3"/>
+              <w:start w:val="single" w:space="0" w:color="D3D3D3"/>
+              <w:end w:val="single" w:space="0" w:color="D3D3D3"/>
+            </w:tcBorders>
+          </w:tcPr>
+          <w:p>
+            <w:pPr>
+              <w:spacing w:before="0" w:after="60"/>
+              <w:keepNext/>
+              <w:jc w:val="center"/>
+            </w:pPr>
+            <w:r>
+              <w:rPr>
+                <w:rFonts w:ascii="Calibri" w:hAnsi="Calibri"/>
+                <w:sz w:val="20"/>
+              </w:rPr>
+              <w:t xml:space="default">359 (59%)</w:t>
+            </w:r>
+          </w:p>
+        </w:tc>
+        <w:tc>
+          <w:tcPr>
+            <w:tcBorders>
+              <w:top w:val="single" w:space="0" w:color="D3D3D3"/>
+              <w:bottom w:val="single" w:space="0" w:color="D3D3D3"/>
+              <w:start w:val="single" w:space="0" w:color="D3D3D3"/>
+              <w:end w:val="single" w:space="0" w:color="D3D3D3"/>
+            </w:tcBorders>
+          </w:tcPr>
+          <w:p>
+            <w:pPr>
+              <w:spacing w:before="0" w:after="60"/>
+              <w:keepNext/>
+              <w:jc w:val="center"/>
+            </w:pPr>
+            <w:r>
+              <w:rPr>
+                <w:rFonts w:ascii="Calibri" w:hAnsi="Calibri"/>
+                <w:sz w:val="20"/>
+              </w:rPr>
+              <w:t xml:space="default">220 (55%)</w:t>
             </w:r>
           </w:p>
         </w:tc>
@@ -2839,7 +2839,7 @@
                 <w:rFonts w:ascii="Calibri" w:hAnsi="Calibri"/>
                 <w:sz w:val="20"/>
               </w:rPr>
-              <w:t xml:space="default">    High/Marginal Food Security</w:t>
+              <w:t xml:space="default">    College Grad or Above</w:t>
             </w:r>
           </w:p>
         </w:tc>
@@ -2887,79 +2887,79 @@
                 <w:rFonts w:ascii="Calibri" w:hAnsi="Calibri"/>
                 <w:sz w:val="20"/>
               </w:rPr>
-              <w:t xml:space="default">383 (87%)</w:t>
-            </w:r>
-          </w:p>
-        </w:tc>
-        <w:tc>
-          <w:tcPr>
-            <w:tcBorders>
-              <w:top w:val="single" w:space="0" w:color="D3D3D3"/>
-              <w:bottom w:val="single" w:space="0" w:color="D3D3D3"/>
-              <w:start w:val="single" w:space="0" w:color="D3D3D3"/>
-              <w:end w:val="single" w:space="0" w:color="D3D3D3"/>
-            </w:tcBorders>
-          </w:tcPr>
-          <w:p>
-            <w:pPr>
-              <w:spacing w:before="0" w:after="60"/>
-              <w:keepNext/>
-              <w:jc w:val="center"/>
-            </w:pPr>
-            <w:r>
-              <w:rPr>
-                <w:rFonts w:ascii="Calibri" w:hAnsi="Calibri"/>
-                <w:sz w:val="20"/>
-              </w:rPr>
-              <w:t xml:space="default">427 (83%)</w:t>
-            </w:r>
-          </w:p>
-        </w:tc>
-        <w:tc>
-          <w:tcPr>
-            <w:tcBorders>
-              <w:top w:val="single" w:space="0" w:color="D3D3D3"/>
-              <w:bottom w:val="single" w:space="0" w:color="D3D3D3"/>
-              <w:start w:val="single" w:space="0" w:color="D3D3D3"/>
-              <w:end w:val="single" w:space="0" w:color="D3D3D3"/>
-            </w:tcBorders>
-          </w:tcPr>
-          <w:p>
-            <w:pPr>
-              <w:spacing w:before="0" w:after="60"/>
-              <w:keepNext/>
-              <w:jc w:val="center"/>
-            </w:pPr>
-            <w:r>
-              <w:rPr>
-                <w:rFonts w:ascii="Calibri" w:hAnsi="Calibri"/>
-                <w:sz w:val="20"/>
-              </w:rPr>
-              <w:t xml:space="default">493 (83%)</w:t>
-            </w:r>
-          </w:p>
-        </w:tc>
-        <w:tc>
-          <w:tcPr>
-            <w:tcBorders>
-              <w:top w:val="single" w:space="0" w:color="D3D3D3"/>
-              <w:bottom w:val="single" w:space="0" w:color="D3D3D3"/>
-              <w:start w:val="single" w:space="0" w:color="D3D3D3"/>
-              <w:end w:val="single" w:space="0" w:color="D3D3D3"/>
-            </w:tcBorders>
-          </w:tcPr>
-          <w:p>
-            <w:pPr>
-              <w:spacing w:before="0" w:after="60"/>
-              <w:keepNext/>
-              <w:jc w:val="center"/>
-            </w:pPr>
-            <w:r>
-              <w:rPr>
-                <w:rFonts w:ascii="Calibri" w:hAnsi="Calibri"/>
-                <w:sz w:val="20"/>
-              </w:rPr>
-              <w:t xml:space="default">299 (77%)</w:t>
+              <w:t xml:space="default">126 (33%)</w:t>
+            </w:r>
+          </w:p>
+        </w:tc>
+        <w:tc>
+          <w:tcPr>
+            <w:tcBorders>
+              <w:top w:val="single" w:space="0" w:color="D3D3D3"/>
+              <w:bottom w:val="single" w:space="0" w:color="D3D3D3"/>
+              <w:start w:val="single" w:space="0" w:color="D3D3D3"/>
+              <w:end w:val="single" w:space="0" w:color="D3D3D3"/>
+            </w:tcBorders>
+          </w:tcPr>
+          <w:p>
+            <w:pPr>
+              <w:spacing w:before="0" w:after="60"/>
+              <w:keepNext/>
+              <w:jc w:val="center"/>
+            </w:pPr>
+            <w:r>
+              <w:rPr>
+                <w:rFonts w:ascii="Calibri" w:hAnsi="Calibri"/>
+                <w:sz w:val="20"/>
+              </w:rPr>
+              <w:t xml:space="default">118 (30%)</w:t>
+            </w:r>
+          </w:p>
+        </w:tc>
+        <w:tc>
+          <w:tcPr>
+            <w:tcBorders>
+              <w:top w:val="single" w:space="0" w:color="D3D3D3"/>
+              <w:bottom w:val="single" w:space="0" w:color="D3D3D3"/>
+              <w:start w:val="single" w:space="0" w:color="D3D3D3"/>
+              <w:end w:val="single" w:space="0" w:color="D3D3D3"/>
+            </w:tcBorders>
+          </w:tcPr>
+          <w:p>
+            <w:pPr>
+              <w:spacing w:before="0" w:after="60"/>
+              <w:keepNext/>
+              <w:jc w:val="center"/>
+            </w:pPr>
+            <w:r>
+              <w:rPr>
+                <w:rFonts w:ascii="Calibri" w:hAnsi="Calibri"/>
+                <w:sz w:val="20"/>
+              </w:rPr>
+              <w:t xml:space="default">134 (25%)</w:t>
+            </w:r>
+          </w:p>
+        </w:tc>
+        <w:tc>
+          <w:tcPr>
+            <w:tcBorders>
+              <w:top w:val="single" w:space="0" w:color="D3D3D3"/>
+              <w:bottom w:val="single" w:space="0" w:color="D3D3D3"/>
+              <w:start w:val="single" w:space="0" w:color="D3D3D3"/>
+              <w:end w:val="single" w:space="0" w:color="D3D3D3"/>
+            </w:tcBorders>
+          </w:tcPr>
+          <w:p>
+            <w:pPr>
+              <w:spacing w:before="0" w:after="60"/>
+              <w:keepNext/>
+              <w:jc w:val="center"/>
+            </w:pPr>
+            <w:r>
+              <w:rPr>
+                <w:rFonts w:ascii="Calibri" w:hAnsi="Calibri"/>
+                <w:sz w:val="20"/>
+              </w:rPr>
+              <w:t xml:space="default">62 (20%)</w:t>
             </w:r>
           </w:p>
         </w:tc>
@@ -2988,7 +2988,31 @@
                 <w:rFonts w:ascii="Calibri" w:hAnsi="Calibri"/>
                 <w:sz w:val="20"/>
               </w:rPr>
-              <w:t xml:space="default">    Marginal Food Security</w:t>
+              <w:t xml:space="default">Food Security Status</w:t>
+            </w:r>
+          </w:p>
+        </w:tc>
+        <w:tc>
+          <w:tcPr>
+            <w:tcBorders>
+              <w:top w:val="single" w:space="0" w:color="D3D3D3"/>
+              <w:bottom w:val="single" w:space="0" w:color="D3D3D3"/>
+              <w:start w:val="single" w:space="0" w:color="D3D3D3"/>
+              <w:end w:val="single" w:space="0" w:color="D3D3D3"/>
+            </w:tcBorders>
+          </w:tcPr>
+          <w:p>
+            <w:pPr>
+              <w:spacing w:before="0" w:after="60"/>
+              <w:keepNext/>
+              <w:jc w:val="center"/>
+            </w:pPr>
+            <w:r>
+              <w:rPr>
+                <w:rFonts w:ascii="Calibri" w:hAnsi="Calibri"/>
+                <w:sz w:val="20"/>
+              </w:rPr>
+              <w:t xml:space="default">0 (0)</w:t>
             </w:r>
           </w:p>
         </w:tc>
@@ -3036,79 +3060,55 @@
                 <w:rFonts w:ascii="Calibri" w:hAnsi="Calibri"/>
                 <w:sz w:val="20"/>
               </w:rPr>
-              <w:t xml:space="default">30 (3.8%)</w:t>
-            </w:r>
-          </w:p>
-        </w:tc>
-        <w:tc>
-          <w:tcPr>
-            <w:tcBorders>
-              <w:top w:val="single" w:space="0" w:color="D3D3D3"/>
-              <w:bottom w:val="single" w:space="0" w:color="D3D3D3"/>
-              <w:start w:val="single" w:space="0" w:color="D3D3D3"/>
-              <w:end w:val="single" w:space="0" w:color="D3D3D3"/>
-            </w:tcBorders>
-          </w:tcPr>
-          <w:p>
-            <w:pPr>
-              <w:spacing w:before="0" w:after="60"/>
-              <w:keepNext/>
-              <w:jc w:val="center"/>
-            </w:pPr>
-            <w:r>
-              <w:rPr>
-                <w:rFonts w:ascii="Calibri" w:hAnsi="Calibri"/>
-                <w:sz w:val="20"/>
-              </w:rPr>
-              <w:t xml:space="default">40 (5.6%)</w:t>
-            </w:r>
-          </w:p>
-        </w:tc>
-        <w:tc>
-          <w:tcPr>
-            <w:tcBorders>
-              <w:top w:val="single" w:space="0" w:color="D3D3D3"/>
-              <w:bottom w:val="single" w:space="0" w:color="D3D3D3"/>
-              <w:start w:val="single" w:space="0" w:color="D3D3D3"/>
-              <w:end w:val="single" w:space="0" w:color="D3D3D3"/>
-            </w:tcBorders>
-          </w:tcPr>
-          <w:p>
-            <w:pPr>
-              <w:spacing w:before="0" w:after="60"/>
-              <w:keepNext/>
-              <w:jc w:val="center"/>
-            </w:pPr>
-            <w:r>
-              <w:rPr>
-                <w:rFonts w:ascii="Calibri" w:hAnsi="Calibri"/>
-                <w:sz w:val="20"/>
-              </w:rPr>
-              <w:t xml:space="default">48 (6.5%)</w:t>
-            </w:r>
-          </w:p>
-        </w:tc>
-        <w:tc>
-          <w:tcPr>
-            <w:tcBorders>
-              <w:top w:val="single" w:space="0" w:color="D3D3D3"/>
-              <w:bottom w:val="single" w:space="0" w:color="D3D3D3"/>
-              <w:start w:val="single" w:space="0" w:color="D3D3D3"/>
-              <w:end w:val="single" w:space="0" w:color="D3D3D3"/>
-            </w:tcBorders>
-          </w:tcPr>
-          <w:p>
-            <w:pPr>
-              <w:spacing w:before="0" w:after="60"/>
-              <w:keepNext/>
-              <w:jc w:val="center"/>
-            </w:pPr>
-            <w:r>
-              <w:rPr>
-                <w:rFonts w:ascii="Calibri" w:hAnsi="Calibri"/>
-                <w:sz w:val="20"/>
-              </w:rPr>
-              <w:t xml:space="default">37 (8.8%)</w:t>
+              <w:t xml:space="default"/>
+            </w:r>
+          </w:p>
+        </w:tc>
+        <w:tc>
+          <w:tcPr>
+            <w:tcBorders>
+              <w:top w:val="single" w:space="0" w:color="D3D3D3"/>
+              <w:bottom w:val="single" w:space="0" w:color="D3D3D3"/>
+              <w:start w:val="single" w:space="0" w:color="D3D3D3"/>
+              <w:end w:val="single" w:space="0" w:color="D3D3D3"/>
+            </w:tcBorders>
+          </w:tcPr>
+          <w:p>
+            <w:pPr>
+              <w:spacing w:before="0" w:after="60"/>
+              <w:keepNext/>
+              <w:jc w:val="center"/>
+            </w:pPr>
+            <w:r>
+              <w:rPr>
+                <w:rFonts w:ascii="Calibri" w:hAnsi="Calibri"/>
+                <w:sz w:val="20"/>
+              </w:rPr>
+              <w:t xml:space="default"/>
+            </w:r>
+          </w:p>
+        </w:tc>
+        <w:tc>
+          <w:tcPr>
+            <w:tcBorders>
+              <w:top w:val="single" w:space="0" w:color="D3D3D3"/>
+              <w:bottom w:val="single" w:space="0" w:color="D3D3D3"/>
+              <w:start w:val="single" w:space="0" w:color="D3D3D3"/>
+              <w:end w:val="single" w:space="0" w:color="D3D3D3"/>
+            </w:tcBorders>
+          </w:tcPr>
+          <w:p>
+            <w:pPr>
+              <w:spacing w:before="0" w:after="60"/>
+              <w:keepNext/>
+              <w:jc w:val="center"/>
+            </w:pPr>
+            <w:r>
+              <w:rPr>
+                <w:rFonts w:ascii="Calibri" w:hAnsi="Calibri"/>
+                <w:sz w:val="20"/>
+              </w:rPr>
+              <w:t xml:space="default"/>
             </w:r>
           </w:p>
         </w:tc>
@@ -3137,7 +3137,7 @@
                 <w:rFonts w:ascii="Calibri" w:hAnsi="Calibri"/>
                 <w:sz w:val="20"/>
               </w:rPr>
-              <w:t xml:space="default">    Low Food Security</w:t>
+              <w:t xml:space="default">    High/Marginal Food Security</w:t>
             </w:r>
           </w:p>
         </w:tc>
@@ -3185,79 +3185,79 @@
                 <w:rFonts w:ascii="Calibri" w:hAnsi="Calibri"/>
                 <w:sz w:val="20"/>
               </w:rPr>
-              <w:t xml:space="default">48 (8.8%)</w:t>
-            </w:r>
-          </w:p>
-        </w:tc>
-        <w:tc>
-          <w:tcPr>
-            <w:tcBorders>
-              <w:top w:val="single" w:space="0" w:color="D3D3D3"/>
-              <w:bottom w:val="single" w:space="0" w:color="D3D3D3"/>
-              <w:start w:val="single" w:space="0" w:color="D3D3D3"/>
-              <w:end w:val="single" w:space="0" w:color="D3D3D3"/>
-            </w:tcBorders>
-          </w:tcPr>
-          <w:p>
-            <w:pPr>
-              <w:spacing w:before="0" w:after="60"/>
-              <w:keepNext/>
-              <w:jc w:val="center"/>
-            </w:pPr>
-            <w:r>
-              <w:rPr>
-                <w:rFonts w:ascii="Calibri" w:hAnsi="Calibri"/>
-                <w:sz w:val="20"/>
-              </w:rPr>
-              <w:t xml:space="default">74 (9.6%)</w:t>
-            </w:r>
-          </w:p>
-        </w:tc>
-        <w:tc>
-          <w:tcPr>
-            <w:tcBorders>
-              <w:top w:val="single" w:space="0" w:color="D3D3D3"/>
-              <w:bottom w:val="single" w:space="0" w:color="D3D3D3"/>
-              <w:start w:val="single" w:space="0" w:color="D3D3D3"/>
-              <w:end w:val="single" w:space="0" w:color="D3D3D3"/>
-            </w:tcBorders>
-          </w:tcPr>
-          <w:p>
-            <w:pPr>
-              <w:spacing w:before="0" w:after="60"/>
-              <w:keepNext/>
-              <w:jc w:val="center"/>
-            </w:pPr>
-            <w:r>
-              <w:rPr>
-                <w:rFonts w:ascii="Calibri" w:hAnsi="Calibri"/>
-                <w:sz w:val="20"/>
-              </w:rPr>
-              <w:t xml:space="default">71 (9.0%)</w:t>
-            </w:r>
-          </w:p>
-        </w:tc>
-        <w:tc>
-          <w:tcPr>
-            <w:tcBorders>
-              <w:top w:val="single" w:space="0" w:color="D3D3D3"/>
-              <w:bottom w:val="single" w:space="0" w:color="D3D3D3"/>
-              <w:start w:val="single" w:space="0" w:color="D3D3D3"/>
-              <w:end w:val="single" w:space="0" w:color="D3D3D3"/>
-            </w:tcBorders>
-          </w:tcPr>
-          <w:p>
-            <w:pPr>
-              <w:spacing w:before="0" w:after="60"/>
-              <w:keepNext/>
-              <w:jc w:val="center"/>
-            </w:pPr>
-            <w:r>
-              <w:rPr>
-                <w:rFonts w:ascii="Calibri" w:hAnsi="Calibri"/>
-                <w:sz w:val="20"/>
-              </w:rPr>
-              <w:t xml:space="default">53 (12%)</w:t>
+              <w:t xml:space="default">413 (90%)</w:t>
+            </w:r>
+          </w:p>
+        </w:tc>
+        <w:tc>
+          <w:tcPr>
+            <w:tcBorders>
+              <w:top w:val="single" w:space="0" w:color="D3D3D3"/>
+              <w:bottom w:val="single" w:space="0" w:color="D3D3D3"/>
+              <w:start w:val="single" w:space="0" w:color="D3D3D3"/>
+              <w:end w:val="single" w:space="0" w:color="D3D3D3"/>
+            </w:tcBorders>
+          </w:tcPr>
+          <w:p>
+            <w:pPr>
+              <w:spacing w:before="0" w:after="60"/>
+              <w:keepNext/>
+              <w:jc w:val="center"/>
+            </w:pPr>
+            <w:r>
+              <w:rPr>
+                <w:rFonts w:ascii="Calibri" w:hAnsi="Calibri"/>
+                <w:sz w:val="20"/>
+              </w:rPr>
+              <w:t xml:space="default">467 (89%)</w:t>
+            </w:r>
+          </w:p>
+        </w:tc>
+        <w:tc>
+          <w:tcPr>
+            <w:tcBorders>
+              <w:top w:val="single" w:space="0" w:color="D3D3D3"/>
+              <w:bottom w:val="single" w:space="0" w:color="D3D3D3"/>
+              <w:start w:val="single" w:space="0" w:color="D3D3D3"/>
+              <w:end w:val="single" w:space="0" w:color="D3D3D3"/>
+            </w:tcBorders>
+          </w:tcPr>
+          <w:p>
+            <w:pPr>
+              <w:spacing w:before="0" w:after="60"/>
+              <w:keepNext/>
+              <w:jc w:val="center"/>
+            </w:pPr>
+            <w:r>
+              <w:rPr>
+                <w:rFonts w:ascii="Calibri" w:hAnsi="Calibri"/>
+                <w:sz w:val="20"/>
+              </w:rPr>
+              <w:t xml:space="default">541 (89%)</w:t>
+            </w:r>
+          </w:p>
+        </w:tc>
+        <w:tc>
+          <w:tcPr>
+            <w:tcBorders>
+              <w:top w:val="single" w:space="0" w:color="D3D3D3"/>
+              <w:bottom w:val="single" w:space="0" w:color="D3D3D3"/>
+              <w:start w:val="single" w:space="0" w:color="D3D3D3"/>
+              <w:end w:val="single" w:space="0" w:color="D3D3D3"/>
+            </w:tcBorders>
+          </w:tcPr>
+          <w:p>
+            <w:pPr>
+              <w:spacing w:before="0" w:after="60"/>
+              <w:keepNext/>
+              <w:jc w:val="center"/>
+            </w:pPr>
+            <w:r>
+              <w:rPr>
+                <w:rFonts w:ascii="Calibri" w:hAnsi="Calibri"/>
+                <w:sz w:val="20"/>
+              </w:rPr>
+              <w:t xml:space="default">336 (86%)</w:t>
             </w:r>
           </w:p>
         </w:tc>
@@ -3286,7 +3286,7 @@
                 <w:rFonts w:ascii="Calibri" w:hAnsi="Calibri"/>
                 <w:sz w:val="20"/>
               </w:rPr>
-              <w:t xml:space="default">    Very Low Food Security</w:t>
+              <w:t xml:space="default">    Low/Very Low Food Security</w:t>
             </w:r>
           </w:p>
         </w:tc>
@@ -3334,79 +3334,79 @@
                 <w:rFonts w:ascii="Calibri" w:hAnsi="Calibri"/>
                 <w:sz w:val="20"/>
               </w:rPr>
-              <w:t xml:space="default">6 (0.8%)</w:t>
-            </w:r>
-          </w:p>
-        </w:tc>
-        <w:tc>
-          <w:tcPr>
-            <w:tcBorders>
-              <w:top w:val="single" w:space="0" w:color="D3D3D3"/>
-              <w:bottom w:val="single" w:space="0" w:color="D3D3D3"/>
-              <w:start w:val="single" w:space="0" w:color="D3D3D3"/>
-              <w:end w:val="single" w:space="0" w:color="D3D3D3"/>
-            </w:tcBorders>
-          </w:tcPr>
-          <w:p>
-            <w:pPr>
-              <w:spacing w:before="0" w:after="60"/>
-              <w:keepNext/>
-              <w:jc w:val="center"/>
-            </w:pPr>
-            <w:r>
-              <w:rPr>
-                <w:rFonts w:ascii="Calibri" w:hAnsi="Calibri"/>
-                <w:sz w:val="20"/>
-              </w:rPr>
-              <w:t xml:space="default">11 (1.8%)</w:t>
-            </w:r>
-          </w:p>
-        </w:tc>
-        <w:tc>
-          <w:tcPr>
-            <w:tcBorders>
-              <w:top w:val="single" w:space="0" w:color="D3D3D3"/>
-              <w:bottom w:val="single" w:space="0" w:color="D3D3D3"/>
-              <w:start w:val="single" w:space="0" w:color="D3D3D3"/>
-              <w:end w:val="single" w:space="0" w:color="D3D3D3"/>
-            </w:tcBorders>
-          </w:tcPr>
-          <w:p>
-            <w:pPr>
-              <w:spacing w:before="0" w:after="60"/>
-              <w:keepNext/>
-              <w:jc w:val="center"/>
-            </w:pPr>
-            <w:r>
-              <w:rPr>
-                <w:rFonts w:ascii="Calibri" w:hAnsi="Calibri"/>
-                <w:sz w:val="20"/>
-              </w:rPr>
-              <w:t xml:space="default">11 (1.7%)</w:t>
-            </w:r>
-          </w:p>
-        </w:tc>
-        <w:tc>
-          <w:tcPr>
-            <w:tcBorders>
-              <w:top w:val="single" w:space="0" w:color="D3D3D3"/>
-              <w:bottom w:val="single" w:space="0" w:color="D3D3D3"/>
-              <w:start w:val="single" w:space="0" w:color="D3D3D3"/>
-              <w:end w:val="single" w:space="0" w:color="D3D3D3"/>
-            </w:tcBorders>
-          </w:tcPr>
-          <w:p>
-            <w:pPr>
-              <w:spacing w:before="0" w:after="60"/>
-              <w:keepNext/>
-              <w:jc w:val="center"/>
-            </w:pPr>
-            <w:r>
-              <w:rPr>
-                <w:rFonts w:ascii="Calibri" w:hAnsi="Calibri"/>
-                <w:sz w:val="20"/>
-              </w:rPr>
-              <w:t xml:space="default">13 (2.1%)</w:t>
+              <w:t xml:space="default">54 (9.5%)</w:t>
+            </w:r>
+          </w:p>
+        </w:tc>
+        <w:tc>
+          <w:tcPr>
+            <w:tcBorders>
+              <w:top w:val="single" w:space="0" w:color="D3D3D3"/>
+              <w:bottom w:val="single" w:space="0" w:color="D3D3D3"/>
+              <w:start w:val="single" w:space="0" w:color="D3D3D3"/>
+              <w:end w:val="single" w:space="0" w:color="D3D3D3"/>
+            </w:tcBorders>
+          </w:tcPr>
+          <w:p>
+            <w:pPr>
+              <w:spacing w:before="0" w:after="60"/>
+              <w:keepNext/>
+              <w:jc w:val="center"/>
+            </w:pPr>
+            <w:r>
+              <w:rPr>
+                <w:rFonts w:ascii="Calibri" w:hAnsi="Calibri"/>
+                <w:sz w:val="20"/>
+              </w:rPr>
+              <w:t xml:space="default">85 (11%)</w:t>
+            </w:r>
+          </w:p>
+        </w:tc>
+        <w:tc>
+          <w:tcPr>
+            <w:tcBorders>
+              <w:top w:val="single" w:space="0" w:color="D3D3D3"/>
+              <w:bottom w:val="single" w:space="0" w:color="D3D3D3"/>
+              <w:start w:val="single" w:space="0" w:color="D3D3D3"/>
+              <w:end w:val="single" w:space="0" w:color="D3D3D3"/>
+            </w:tcBorders>
+          </w:tcPr>
+          <w:p>
+            <w:pPr>
+              <w:spacing w:before="0" w:after="60"/>
+              <w:keepNext/>
+              <w:jc w:val="center"/>
+            </w:pPr>
+            <w:r>
+              <w:rPr>
+                <w:rFonts w:ascii="Calibri" w:hAnsi="Calibri"/>
+                <w:sz w:val="20"/>
+              </w:rPr>
+              <w:t xml:space="default">82 (11%)</w:t>
+            </w:r>
+          </w:p>
+        </w:tc>
+        <w:tc>
+          <w:tcPr>
+            <w:tcBorders>
+              <w:top w:val="single" w:space="0" w:color="D3D3D3"/>
+              <w:bottom w:val="single" w:space="0" w:color="D3D3D3"/>
+              <w:start w:val="single" w:space="0" w:color="D3D3D3"/>
+              <w:end w:val="single" w:space="0" w:color="D3D3D3"/>
+            </w:tcBorders>
+          </w:tcPr>
+          <w:p>
+            <w:pPr>
+              <w:spacing w:before="0" w:after="60"/>
+              <w:keepNext/>
+              <w:jc w:val="center"/>
+            </w:pPr>
+            <w:r>
+              <w:rPr>
+                <w:rFonts w:ascii="Calibri" w:hAnsi="Calibri"/>
+                <w:sz w:val="20"/>
+              </w:rPr>
+              <w:t xml:space="default">66 (14%)</w:t>
             </w:r>
           </w:p>
         </w:tc>

--- a/Code/Table1_Males.docx
+++ b/Code/Table1_Males.docx
@@ -306,7 +306,7 @@
                 <w:rFonts w:ascii="Calibri" w:hAnsi="Calibri"/>
                 <w:sz w:val="20"/>
               </w:rPr>
-              <w:t xml:space="default">Age</w:t>
+              <w:t xml:space="default">Age (Years)</w:t>
             </w:r>
           </w:p>
         </w:tc>
